--- a/Documents/Image Analysis Problem Set Instructions.docx
+++ b/Documents/Image Analysis Problem Set Instructions.docx
@@ -131,7 +131,21 @@
         <w:rPr>
           <w:rFonts w:ascii="Arial" w:hAnsi="Arial" w:cs="Arial"/>
         </w:rPr>
-        <w:t>The concept and data for this problem set are inspired by a real study</w:t>
+        <w:t xml:space="preserve">The concept for this problem set </w:t>
+      </w:r>
+      <w:proofErr w:type="gramStart"/>
+      <w:r>
+        <w:rPr>
+          <w:rFonts w:ascii="Arial" w:hAnsi="Arial" w:cs="Arial"/>
+        </w:rPr>
+        <w:t>are</w:t>
+      </w:r>
+      <w:proofErr w:type="gramEnd"/>
+      <w:r>
+        <w:rPr>
+          <w:rFonts w:ascii="Arial" w:hAnsi="Arial" w:cs="Arial"/>
+        </w:rPr>
+        <w:t xml:space="preserve"> inspired by a real study</w:t>
       </w:r>
       <w:r>
         <w:rPr>
@@ -150,7 +164,19 @@
         <w:rPr>
           <w:rFonts w:ascii="Arial" w:hAnsi="Arial" w:cs="Arial"/>
         </w:rPr>
-        <w:t xml:space="preserve">.  This figure shows different </w:t>
+        <w:t>.  This figure</w:t>
+      </w:r>
+      <w:r>
+        <w:rPr>
+          <w:rFonts w:ascii="Arial" w:hAnsi="Arial" w:cs="Arial"/>
+        </w:rPr>
+        <w:t xml:space="preserve"> from the paper</w:t>
+      </w:r>
+      <w:r>
+        <w:rPr>
+          <w:rFonts w:ascii="Arial" w:hAnsi="Arial" w:cs="Arial"/>
+        </w:rPr>
+        <w:t xml:space="preserve"> shows different </w:t>
       </w:r>
       <w:r>
         <w:rPr>
@@ -210,21 +236,31 @@
         <w:rPr>
           <w:rFonts w:ascii="Arial" w:hAnsi="Arial" w:cs="Arial"/>
         </w:rPr>
-        <w:t xml:space="preserve"> use quantitative imaging to determine if mitochondrial mass in HSCs changes with </w:t>
-      </w:r>
-      <w:proofErr w:type="gramStart"/>
-      <w:r>
-        <w:rPr>
-          <w:rFonts w:ascii="Arial" w:hAnsi="Arial" w:cs="Arial"/>
-        </w:rPr>
-        <w:t>age</w:t>
-      </w:r>
-      <w:proofErr w:type="gramEnd"/>
-      <w:r>
-        <w:rPr>
-          <w:rFonts w:ascii="Arial" w:hAnsi="Arial" w:cs="Arial"/>
-        </w:rPr>
-        <w:t xml:space="preserve"> so I used ChatGPT to create an artificial set of images for this problem set.</w:t>
+        <w:t xml:space="preserve"> use quantitative imaging to determine if mitochondrial mass in HSCs changes with age</w:t>
+      </w:r>
+      <w:r>
+        <w:rPr>
+          <w:rFonts w:ascii="Arial" w:hAnsi="Arial" w:cs="Arial"/>
+        </w:rPr>
+        <w:t>.  To illustrate how this could be done,</w:t>
+      </w:r>
+      <w:r>
+        <w:rPr>
+          <w:rFonts w:ascii="Arial" w:hAnsi="Arial" w:cs="Arial"/>
+        </w:rPr>
+        <w:t xml:space="preserve"> I used ChatGPT to create an artificial set of images </w:t>
+      </w:r>
+      <w:r>
+        <w:rPr>
+          <w:rFonts w:ascii="Arial" w:hAnsi="Arial" w:cs="Arial"/>
+        </w:rPr>
+        <w:t>(which helps simplify and standardize the analysis) and created this problem set</w:t>
+      </w:r>
+      <w:r>
+        <w:rPr>
+          <w:rFonts w:ascii="Arial" w:hAnsi="Arial" w:cs="Arial"/>
+        </w:rPr>
+        <w:t>.</w:t>
       </w:r>
     </w:p>
     <w:p>
@@ -345,7 +381,19 @@
         <w:rPr>
           <w:rFonts w:ascii="Arial" w:hAnsi="Arial" w:cs="Arial"/>
         </w:rPr>
-        <w:t xml:space="preserve"> test whether the young and old groups differ in mitochondrial </w:t>
+        <w:t xml:space="preserve"> </w:t>
+      </w:r>
+      <w:r>
+        <w:rPr>
+          <w:rFonts w:ascii="Arial" w:hAnsi="Arial" w:cs="Arial"/>
+        </w:rPr>
+        <w:t>determine</w:t>
+      </w:r>
+      <w:r>
+        <w:rPr>
+          <w:rFonts w:ascii="Arial" w:hAnsi="Arial" w:cs="Arial"/>
+        </w:rPr>
+        <w:t xml:space="preserve"> whether the young and old groups differ in mitochondrial </w:t>
       </w:r>
       <w:r>
         <w:rPr>
@@ -407,19 +455,11 @@
           <w:rFonts w:ascii="Arial" w:hAnsi="Arial" w:cs="Arial"/>
         </w:rPr>
       </w:pPr>
-      <w:proofErr w:type="gramStart"/>
-      <w:r>
-        <w:rPr>
-          <w:rFonts w:ascii="Arial" w:hAnsi="Arial" w:cs="Arial"/>
-        </w:rPr>
-        <w:t>..</w:t>
-      </w:r>
-      <w:proofErr w:type="gramEnd"/>
-      <w:r>
-        <w:rPr>
-          <w:rFonts w:ascii="Arial" w:hAnsi="Arial" w:cs="Arial"/>
-        </w:rPr>
-        <w:t>/Images/</w:t>
+      <w:r>
+        <w:rPr>
+          <w:rFonts w:ascii="Arial" w:hAnsi="Arial" w:cs="Arial"/>
+        </w:rPr>
+        <w:t>../Images/</w:t>
       </w:r>
       <w:proofErr w:type="spellStart"/>
       <w:r>
@@ -446,6 +486,24 @@
           <w:rFonts w:ascii="Arial" w:hAnsi="Arial" w:cs="Arial"/>
         </w:rPr>
         <w:t>oung</w:t>
+      </w:r>
+      <w:r>
+        <w:rPr>
+          <w:rFonts w:ascii="Arial" w:hAnsi="Arial" w:cs="Arial"/>
+        </w:rPr>
+        <w:t>/young</w:t>
+      </w:r>
+      <w:r>
+        <w:rPr>
+          <w:rFonts w:ascii="Arial" w:hAnsi="Arial" w:cs="Arial"/>
+        </w:rPr>
+        <w:t>_rep1_img001</w:t>
+      </w:r>
+      <w:r>
+        <w:rPr>
+          <w:rFonts w:ascii="Arial" w:hAnsi="Arial" w:cs="Arial"/>
+        </w:rPr>
+        <w:t>.tif</w:t>
       </w:r>
     </w:p>
     <w:p>
@@ -457,19 +515,11 @@
           <w:rFonts w:ascii="Arial" w:hAnsi="Arial" w:cs="Arial"/>
         </w:rPr>
       </w:pPr>
-      <w:proofErr w:type="gramStart"/>
-      <w:r>
-        <w:rPr>
-          <w:rFonts w:ascii="Arial" w:hAnsi="Arial" w:cs="Arial"/>
-        </w:rPr>
-        <w:t>..</w:t>
-      </w:r>
-      <w:proofErr w:type="gramEnd"/>
-      <w:r>
-        <w:rPr>
-          <w:rFonts w:ascii="Arial" w:hAnsi="Arial" w:cs="Arial"/>
-        </w:rPr>
-        <w:t>/Images/</w:t>
+      <w:r>
+        <w:rPr>
+          <w:rFonts w:ascii="Arial" w:hAnsi="Arial" w:cs="Arial"/>
+        </w:rPr>
+        <w:t>../Images/</w:t>
       </w:r>
       <w:proofErr w:type="spellStart"/>
       <w:r>
@@ -496,6 +546,24 @@
           <w:rFonts w:ascii="Arial" w:hAnsi="Arial" w:cs="Arial"/>
         </w:rPr>
         <w:t>ld</w:t>
+      </w:r>
+      <w:r>
+        <w:rPr>
+          <w:rFonts w:ascii="Arial" w:hAnsi="Arial" w:cs="Arial"/>
+        </w:rPr>
+        <w:t>/</w:t>
+      </w:r>
+      <w:r>
+        <w:rPr>
+          <w:rFonts w:ascii="Arial" w:hAnsi="Arial" w:cs="Arial"/>
+        </w:rPr>
+        <w:t>old_rep1_img001</w:t>
+      </w:r>
+      <w:r>
+        <w:rPr>
+          <w:rFonts w:ascii="Arial" w:hAnsi="Arial" w:cs="Arial"/>
+        </w:rPr>
+        <w:t>.tif</w:t>
       </w:r>
     </w:p>
     <w:p>
@@ -1052,6 +1120,7 @@
         <w:rPr>
           <w:rFonts w:ascii="Arial" w:hAnsi="Arial" w:cs="Arial"/>
         </w:rPr>
+        <w:lastRenderedPageBreak/>
         <w:t>10. Read both HSC_results.csv and ExperimentalDesign.csv into an R Notebook</w:t>
       </w:r>
     </w:p>
@@ -1067,7 +1136,6 @@
         <w:rPr>
           <w:rFonts w:ascii="Arial" w:hAnsi="Arial" w:cs="Arial"/>
         </w:rPr>
-        <w:lastRenderedPageBreak/>
         <w:t xml:space="preserve">11. Select just the replicate and file columns from the </w:t>
       </w:r>
       <w:proofErr w:type="spellStart"/>
